--- a/HW1/documents/Asg1_315551078.docx
+++ b/HW1/documents/Asg1_315551078.docx
@@ -57,9 +57,10 @@
       <w:pPr>
         <w:spacing w:after="140"/>
         <w:rPr>
-          <w:rFonts w:ascii="Times New Roman" w:hAnsi="Times New Roman" w:cs="Times New Roman"/>
+          <w:rFonts w:ascii="Times New Roman" w:eastAsia="新細明體" w:hAnsi="Times New Roman" w:cs="Times New Roman"/>
           <w:sz w:val="24"/>
           <w:szCs w:val="24"/>
+          <w:lang w:eastAsia="zh-TW"/>
         </w:rPr>
       </w:pPr>
       <w:r>
@@ -70,6 +71,20 @@
         </w:rPr>
         <w:t>GitHub repository:</w:t>
       </w:r>
+      <w:r>
+        <w:t xml:space="preserve"> </w:t>
+      </w:r>
+      <w:hyperlink r:id="rId8" w:history="1">
+        <w:r>
+          <w:rPr>
+            <w:rStyle w:val="affa"/>
+            <w:rFonts w:ascii="Times New Roman" w:hAnsi="Times New Roman" w:cs="Times New Roman"/>
+            <w:sz w:val="24"/>
+            <w:szCs w:val="24"/>
+          </w:rPr>
+          <w:t>https://github.com/pinkyyy333/NYCU_115Fall_Big-Data-Analytics-Techniques-and-Applications/tree/main/HW1</w:t>
+        </w:r>
+      </w:hyperlink>
     </w:p>
     <w:p>
       <w:pPr>
@@ -678,7 +693,7 @@
       <w:pPr>
         <w:pStyle w:val="1"/>
         <w:rPr>
-          <w:rFonts w:ascii="Times New Roman" w:eastAsia="新細明體" w:hAnsi="Times New Roman" w:cs="Times New Roman" w:hint="eastAsia"/>
+          <w:rFonts w:ascii="Times New Roman" w:eastAsia="新細明體" w:hAnsi="Times New Roman" w:cs="Times New Roman"/>
           <w:b w:val="0"/>
           <w:bCs w:val="0"/>
           <w:sz w:val="24"/>
@@ -701,7 +716,7 @@
       <w:pPr>
         <w:pStyle w:val="1"/>
         <w:rPr>
-          <w:rFonts w:ascii="Times New Roman" w:eastAsia="新細明體" w:hAnsi="Times New Roman" w:cs="Times New Roman" w:hint="eastAsia"/>
+          <w:rFonts w:ascii="Times New Roman" w:eastAsia="新細明體" w:hAnsi="Times New Roman" w:cs="Times New Roman"/>
           <w:b w:val="0"/>
           <w:bCs w:val="0"/>
           <w:sz w:val="24"/>
@@ -762,17 +777,7 @@
           <w:sz w:val="24"/>
           <w:szCs w:val="24"/>
         </w:rPr>
-        <w:t>Overall, larger ranks are beneficial for GSM8K within the tested range, whereas MATH achieves its best result at rank 64. The small decline at rank 256 is insufficient to establish a general negative effect of higher ranks.</w:t>
-      </w:r>
-      <w:r>
-        <w:rPr>
-          <w:rFonts w:ascii="Times New Roman" w:eastAsiaTheme="minorEastAsia" w:hAnsi="Times New Roman" w:cs="Times New Roman"/>
-          <w:b w:val="0"/>
-          <w:bCs w:val="0"/>
-          <w:sz w:val="24"/>
-          <w:szCs w:val="24"/>
-        </w:rPr>
-        <w:t xml:space="preserve"> </w:t>
+        <w:t xml:space="preserve">Overall, larger ranks are beneficial for GSM8K within the tested range, whereas MATH achieves its best result at rank 64. The small decline at rank 256 is insufficient to establish a general negative effect of higher ranks. </w:t>
       </w:r>
     </w:p>
     <w:p>
@@ -1149,7 +1154,7 @@
     <w:p>
       <w:pPr>
         <w:rPr>
-          <w:rFonts w:ascii="Times New Roman" w:eastAsia="新細明體" w:hAnsi="Times New Roman" w:cs="Times New Roman" w:hint="eastAsia"/>
+          <w:rFonts w:ascii="Times New Roman" w:eastAsia="新細明體" w:hAnsi="Times New Roman" w:cs="Times New Roman"/>
           <w:sz w:val="24"/>
           <w:szCs w:val="24"/>
           <w:lang w:eastAsia="zh-TW"/>
@@ -1185,7 +1190,7 @@
     <w:p>
       <w:pPr>
         <w:rPr>
-          <w:rFonts w:ascii="Times New Roman" w:eastAsia="新細明體" w:hAnsi="Times New Roman" w:cs="Times New Roman" w:hint="eastAsia"/>
+          <w:rFonts w:ascii="Times New Roman" w:eastAsia="新細明體" w:hAnsi="Times New Roman" w:cs="Times New Roman"/>
           <w:sz w:val="24"/>
           <w:szCs w:val="24"/>
           <w:lang w:eastAsia="zh-TW"/>
@@ -1197,7 +1202,16 @@
           <w:sz w:val="24"/>
           <w:szCs w:val="24"/>
         </w:rPr>
-        <w:t>This trend can be explained by the increasing number of trainable parameters in higher-rank adapters. Larger ranks require more computations for forward propagation, gradient calculation, and optimizer updates. However, training time does not increase proportionally to rank because much of the computation, including operations in the frozen base model, remains unchanged.</w:t>
+        <w:t xml:space="preserve">This trend can be explained by the increasing number of trainable parameters in higher-rank adapters. Larger ranks require more computations for forward propagation, gradient calculation, and optimizer </w:t>
+      </w:r>
+      <w:r>
+        <w:rPr>
+          <w:rFonts w:ascii="Times New Roman" w:hAnsi="Times New Roman" w:cs="Times New Roman"/>
+          <w:sz w:val="24"/>
+          <w:szCs w:val="24"/>
+        </w:rPr>
+        <w:lastRenderedPageBreak/>
+        <w:t>updates. However, training time does not increase proportionally to rank because much of the computation, including operations in the frozen base model, remains unchanged.</w:t>
       </w:r>
     </w:p>
     <w:p>
@@ -1215,22 +1229,13 @@
           <w:sz w:val="24"/>
           <w:szCs w:val="24"/>
         </w:rPr>
-        <w:lastRenderedPageBreak/>
-        <w:t>These results illustrate a trade-off between adaptation capacity and computational cost. Rank 256 achieves the highest GSM8K accuracy but requires approximately 40.3% more training time than rank 16. Meanwhile, rank 64 achieves the highest MATH accuracy with considerably lower training cost than rank 256.</w:t>
-      </w:r>
-      <w:r>
-        <w:rPr>
-          <w:rFonts w:ascii="Times New Roman" w:hAnsi="Times New Roman" w:cs="Times New Roman"/>
-          <w:sz w:val="24"/>
-          <w:szCs w:val="24"/>
-        </w:rPr>
-        <w:t xml:space="preserve"> </w:t>
+        <w:t xml:space="preserve">These results illustrate a trade-off between adaptation capacity and computational cost. Rank 256 achieves the highest GSM8K accuracy but requires approximately 40.3% more training time than rank 16. Meanwhile, rank 64 achieves the highest MATH accuracy with considerably lower training cost than rank 256. </w:t>
       </w:r>
     </w:p>
     <w:p>
       <w:pPr>
         <w:rPr>
-          <w:rFonts w:ascii="Times New Roman" w:eastAsia="新細明體" w:hAnsi="Times New Roman" w:cs="Times New Roman" w:hint="eastAsia"/>
+          <w:rFonts w:ascii="Times New Roman" w:eastAsia="新細明體" w:hAnsi="Times New Roman" w:cs="Times New Roman"/>
           <w:sz w:val="24"/>
           <w:szCs w:val="24"/>
           <w:lang w:eastAsia="zh-TW"/>
@@ -1328,7 +1333,7 @@
                     <pic:cNvPicPr/>
                   </pic:nvPicPr>
                   <pic:blipFill>
-                    <a:blip r:embed="rId8"/>
+                    <a:blip r:embed="rId9"/>
                     <a:stretch>
                       <a:fillRect/>
                     </a:stretch>
@@ -1476,16 +1481,6 @@
         </w:rPr>
         <w:t>Overall, the top singular values provide the strongest results in this experiment, but the relationship between singular-value position and downstream accuracy is not strictly monotonic.</w:t>
       </w:r>
-    </w:p>
-    <w:p>
-      <w:pPr>
-        <w:rPr>
-          <w:rFonts w:ascii="Times New Roman" w:eastAsia="新細明體" w:hAnsi="Times New Roman" w:cs="Times New Roman" w:hint="eastAsia"/>
-          <w:sz w:val="24"/>
-          <w:szCs w:val="24"/>
-          <w:lang w:eastAsia="zh-TW"/>
-        </w:rPr>
-      </w:pPr>
     </w:p>
     <w:p>
       <w:pPr>
@@ -1973,7 +1968,7 @@
                           <pic:cNvPicPr/>
                         </pic:nvPicPr>
                         <pic:blipFill>
-                          <a:blip r:embed="rId9"/>
+                          <a:blip r:embed="rId10"/>
                           <a:stretch>
                             <a:fillRect/>
                           </a:stretch>
@@ -2033,7 +2028,7 @@
                           <pic:cNvPicPr/>
                         </pic:nvPicPr>
                         <pic:blipFill>
-                          <a:blip r:embed="rId10"/>
+                          <a:blip r:embed="rId11"/>
                           <a:stretch>
                             <a:fillRect/>
                           </a:stretch>
@@ -2099,7 +2094,7 @@
                           <pic:cNvPicPr/>
                         </pic:nvPicPr>
                         <pic:blipFill>
-                          <a:blip r:embed="rId11"/>
+                          <a:blip r:embed="rId12"/>
                           <a:stretch>
                             <a:fillRect/>
                           </a:stretch>
@@ -2159,7 +2154,7 @@
                           <pic:cNvPicPr/>
                         </pic:nvPicPr>
                         <pic:blipFill>
-                          <a:blip r:embed="rId12"/>
+                          <a:blip r:embed="rId13"/>
                           <a:stretch>
                             <a:fillRect/>
                           </a:stretch>
@@ -2225,7 +2220,7 @@
                           <pic:cNvPicPr/>
                         </pic:nvPicPr>
                         <pic:blipFill>
-                          <a:blip r:embed="rId13"/>
+                          <a:blip r:embed="rId14"/>
                           <a:stretch>
                             <a:fillRect/>
                           </a:stretch>
@@ -2285,7 +2280,7 @@
                           <pic:cNvPicPr/>
                         </pic:nvPicPr>
                         <pic:blipFill>
-                          <a:blip r:embed="rId14"/>
+                          <a:blip r:embed="rId15"/>
                           <a:stretch>
                             <a:fillRect/>
                           </a:stretch>
@@ -2412,7 +2407,7 @@
       </w:pPr>
     </w:p>
     <w:sectPr>
-      <w:footerReference w:type="default" r:id="rId15"/>
+      <w:footerReference w:type="default" r:id="rId16"/>
       <w:pgSz w:w="11906" w:h="16838"/>
       <w:pgMar w:top="737" w:right="850" w:bottom="680" w:left="850" w:header="340" w:footer="340" w:gutter="0"/>
       <w:cols w:space="720"/>
@@ -2454,12 +2449,6 @@
       <w:pStyle w:val="a7"/>
       <w:jc w:val="center"/>
     </w:pPr>
-    <w:r>
-      <w:rPr>
-        <w:sz w:val="14"/>
-      </w:rPr>
-      <w:t>Assignment 1 | Analysis of SVD for Fine-Tuning LLMs</w:t>
-    </w:r>
   </w:p>
 </w:ftr>
 </file>
@@ -3484,6 +3473,7 @@
   <w:style w:type="character" w:default="1" w:styleId="a2">
     <w:name w:val="Default Paragraph Font"/>
     <w:uiPriority w:val="1"/>
+    <w:semiHidden/>
     <w:unhideWhenUsed/>
   </w:style>
   <w:style w:type="table" w:default="1" w:styleId="a3">
@@ -14259,6 +14249,29 @@
         <w:shd w:val="clear" w:color="auto" w:fill="FBCAA2" w:themeFill="accent6" w:themeFillTint="7F"/>
       </w:tcPr>
     </w:tblStylePr>
+  </w:style>
+  <w:style w:type="character" w:styleId="affa">
+    <w:name w:val="Hyperlink"/>
+    <w:basedOn w:val="a2"/>
+    <w:uiPriority w:val="99"/>
+    <w:unhideWhenUsed/>
+    <w:rsid w:val="00BD4F17"/>
+    <w:rPr>
+      <w:color w:val="0000FF" w:themeColor="hyperlink"/>
+      <w:u w:val="single"/>
+    </w:rPr>
+  </w:style>
+  <w:style w:type="character" w:styleId="affb">
+    <w:name w:val="Unresolved Mention"/>
+    <w:basedOn w:val="a2"/>
+    <w:uiPriority w:val="99"/>
+    <w:semiHidden/>
+    <w:unhideWhenUsed/>
+    <w:rsid w:val="00BD4F17"/>
+    <w:rPr>
+      <w:color w:val="605E5C"/>
+      <w:shd w:val="clear" w:color="auto" w:fill="E1DFDD"/>
+    </w:rPr>
   </w:style>
 </w:styles>
 </file>
